--- a/chapters/07/core/AIHE-B04/supp/AIHE-EX18/docx/AIHE-EX18_worked_example.docx
+++ b/chapters/07/core/AIHE-B04/supp/AIHE-EX18/docx/AIHE-EX18_worked_example.docx
@@ -100,7 +100,7 @@
         <w:tc>
           <w:tcPr>
             <w:tcW w:type="dxa" w:w="2550"/>
-            <w:vAlign w:val="center"/>
+            <w:vAlign w:val="centre"/>
             <w:shd w:fill="1F4E78"/>
           </w:tcPr>
           <w:p>
@@ -121,7 +121,7 @@
         <w:tc>
           <w:tcPr>
             <w:tcW w:type="dxa" w:w="2550"/>
-            <w:vAlign w:val="center"/>
+            <w:vAlign w:val="centre"/>
             <w:shd w:fill="1F4E78"/>
           </w:tcPr>
           <w:p>
@@ -142,7 +142,7 @@
         <w:tc>
           <w:tcPr>
             <w:tcW w:type="dxa" w:w="2550"/>
-            <w:vAlign w:val="center"/>
+            <w:vAlign w:val="centre"/>
             <w:shd w:fill="1F4E78"/>
           </w:tcPr>
           <w:p>
@@ -163,7 +163,7 @@
         <w:tc>
           <w:tcPr>
             <w:tcW w:type="dxa" w:w="2550"/>
-            <w:vAlign w:val="center"/>
+            <w:vAlign w:val="centre"/>
             <w:shd w:fill="1F4E78"/>
           </w:tcPr>
           <w:p>
@@ -186,7 +186,7 @@
         <w:tc>
           <w:tcPr>
             <w:tcW w:type="dxa" w:w="2550"/>
-            <w:vAlign w:val="center"/>
+            <w:vAlign w:val="centre"/>
           </w:tcPr>
           <w:p>
             <w:pPr>
@@ -205,7 +205,7 @@
         <w:tc>
           <w:tcPr>
             <w:tcW w:type="dxa" w:w="2550"/>
-            <w:vAlign w:val="center"/>
+            <w:vAlign w:val="centre"/>
           </w:tcPr>
           <w:p>
             <w:pPr>
@@ -224,7 +224,7 @@
         <w:tc>
           <w:tcPr>
             <w:tcW w:type="dxa" w:w="2550"/>
-            <w:vAlign w:val="center"/>
+            <w:vAlign w:val="centre"/>
           </w:tcPr>
           <w:p>
             <w:pPr>
@@ -243,7 +243,7 @@
         <w:tc>
           <w:tcPr>
             <w:tcW w:type="dxa" w:w="2550"/>
-            <w:vAlign w:val="center"/>
+            <w:vAlign w:val="centre"/>
           </w:tcPr>
           <w:p>
             <w:pPr>
@@ -264,7 +264,7 @@
         <w:tc>
           <w:tcPr>
             <w:tcW w:type="dxa" w:w="2550"/>
-            <w:vAlign w:val="center"/>
+            <w:vAlign w:val="centre"/>
             <w:shd w:fill="EAF2F8"/>
           </w:tcPr>
           <w:p>
@@ -284,7 +284,7 @@
         <w:tc>
           <w:tcPr>
             <w:tcW w:type="dxa" w:w="2550"/>
-            <w:vAlign w:val="center"/>
+            <w:vAlign w:val="centre"/>
             <w:shd w:fill="EAF2F8"/>
           </w:tcPr>
           <w:p>
@@ -304,7 +304,7 @@
         <w:tc>
           <w:tcPr>
             <w:tcW w:type="dxa" w:w="2550"/>
-            <w:vAlign w:val="center"/>
+            <w:vAlign w:val="centre"/>
             <w:shd w:fill="EAF2F8"/>
           </w:tcPr>
           <w:p>
@@ -324,7 +324,7 @@
         <w:tc>
           <w:tcPr>
             <w:tcW w:type="dxa" w:w="2550"/>
-            <w:vAlign w:val="center"/>
+            <w:vAlign w:val="centre"/>
             <w:shd w:fill="EAF2F8"/>
           </w:tcPr>
           <w:p>
@@ -346,7 +346,7 @@
         <w:tc>
           <w:tcPr>
             <w:tcW w:type="dxa" w:w="2550"/>
-            <w:vAlign w:val="center"/>
+            <w:vAlign w:val="centre"/>
           </w:tcPr>
           <w:p>
             <w:pPr>
@@ -365,7 +365,7 @@
         <w:tc>
           <w:tcPr>
             <w:tcW w:type="dxa" w:w="2550"/>
-            <w:vAlign w:val="center"/>
+            <w:vAlign w:val="centre"/>
           </w:tcPr>
           <w:p>
             <w:pPr>
@@ -384,7 +384,7 @@
         <w:tc>
           <w:tcPr>
             <w:tcW w:type="dxa" w:w="2550"/>
-            <w:vAlign w:val="center"/>
+            <w:vAlign w:val="centre"/>
           </w:tcPr>
           <w:p>
             <w:pPr>
@@ -403,7 +403,7 @@
         <w:tc>
           <w:tcPr>
             <w:tcW w:type="dxa" w:w="2550"/>
-            <w:vAlign w:val="center"/>
+            <w:vAlign w:val="centre"/>
           </w:tcPr>
           <w:p>
             <w:pPr>
@@ -424,7 +424,7 @@
         <w:tc>
           <w:tcPr>
             <w:tcW w:type="dxa" w:w="2550"/>
-            <w:vAlign w:val="center"/>
+            <w:vAlign w:val="centre"/>
             <w:shd w:fill="EAF2F8"/>
           </w:tcPr>
           <w:p>
@@ -444,7 +444,7 @@
         <w:tc>
           <w:tcPr>
             <w:tcW w:type="dxa" w:w="2550"/>
-            <w:vAlign w:val="center"/>
+            <w:vAlign w:val="centre"/>
             <w:shd w:fill="EAF2F8"/>
           </w:tcPr>
           <w:p>
@@ -464,7 +464,7 @@
         <w:tc>
           <w:tcPr>
             <w:tcW w:type="dxa" w:w="2550"/>
-            <w:vAlign w:val="center"/>
+            <w:vAlign w:val="centre"/>
             <w:shd w:fill="EAF2F8"/>
           </w:tcPr>
           <w:p>
@@ -484,7 +484,7 @@
         <w:tc>
           <w:tcPr>
             <w:tcW w:type="dxa" w:w="2550"/>
-            <w:vAlign w:val="center"/>
+            <w:vAlign w:val="centre"/>
             <w:shd w:fill="EAF2F8"/>
           </w:tcPr>
           <w:p>
@@ -506,7 +506,7 @@
         <w:tc>
           <w:tcPr>
             <w:tcW w:type="dxa" w:w="2550"/>
-            <w:vAlign w:val="center"/>
+            <w:vAlign w:val="centre"/>
           </w:tcPr>
           <w:p>
             <w:pPr>
@@ -525,7 +525,7 @@
         <w:tc>
           <w:tcPr>
             <w:tcW w:type="dxa" w:w="2550"/>
-            <w:vAlign w:val="center"/>
+            <w:vAlign w:val="centre"/>
           </w:tcPr>
           <w:p>
             <w:pPr>
@@ -544,7 +544,7 @@
         <w:tc>
           <w:tcPr>
             <w:tcW w:type="dxa" w:w="2550"/>
-            <w:vAlign w:val="center"/>
+            <w:vAlign w:val="centre"/>
           </w:tcPr>
           <w:p>
             <w:pPr>
@@ -563,7 +563,7 @@
         <w:tc>
           <w:tcPr>
             <w:tcW w:type="dxa" w:w="2550"/>
-            <w:vAlign w:val="center"/>
+            <w:vAlign w:val="centre"/>
           </w:tcPr>
           <w:p>
             <w:pPr>
@@ -584,7 +584,7 @@
         <w:tc>
           <w:tcPr>
             <w:tcW w:type="dxa" w:w="2550"/>
-            <w:vAlign w:val="center"/>
+            <w:vAlign w:val="centre"/>
             <w:shd w:fill="EAF2F8"/>
           </w:tcPr>
           <w:p>
@@ -604,7 +604,7 @@
         <w:tc>
           <w:tcPr>
             <w:tcW w:type="dxa" w:w="2550"/>
-            <w:vAlign w:val="center"/>
+            <w:vAlign w:val="centre"/>
             <w:shd w:fill="EAF2F8"/>
           </w:tcPr>
           <w:p>
@@ -624,7 +624,7 @@
         <w:tc>
           <w:tcPr>
             <w:tcW w:type="dxa" w:w="2550"/>
-            <w:vAlign w:val="center"/>
+            <w:vAlign w:val="centre"/>
             <w:shd w:fill="EAF2F8"/>
           </w:tcPr>
           <w:p>
@@ -644,7 +644,7 @@
         <w:tc>
           <w:tcPr>
             <w:tcW w:type="dxa" w:w="2550"/>
-            <w:vAlign w:val="center"/>
+            <w:vAlign w:val="centre"/>
             <w:shd w:fill="EAF2F8"/>
           </w:tcPr>
           <w:p>
@@ -666,7 +666,7 @@
         <w:tc>
           <w:tcPr>
             <w:tcW w:type="dxa" w:w="2550"/>
-            <w:vAlign w:val="center"/>
+            <w:vAlign w:val="centre"/>
           </w:tcPr>
           <w:p>
             <w:pPr>
@@ -685,7 +685,7 @@
         <w:tc>
           <w:tcPr>
             <w:tcW w:type="dxa" w:w="2550"/>
-            <w:vAlign w:val="center"/>
+            <w:vAlign w:val="centre"/>
           </w:tcPr>
           <w:p>
             <w:pPr>
@@ -704,7 +704,7 @@
         <w:tc>
           <w:tcPr>
             <w:tcW w:type="dxa" w:w="2550"/>
-            <w:vAlign w:val="center"/>
+            <w:vAlign w:val="centre"/>
           </w:tcPr>
           <w:p>
             <w:pPr>
@@ -723,7 +723,7 @@
         <w:tc>
           <w:tcPr>
             <w:tcW w:type="dxa" w:w="2550"/>
-            <w:vAlign w:val="center"/>
+            <w:vAlign w:val="centre"/>
           </w:tcPr>
           <w:p>
             <w:pPr>
@@ -744,7 +744,7 @@
         <w:tc>
           <w:tcPr>
             <w:tcW w:type="dxa" w:w="2550"/>
-            <w:vAlign w:val="center"/>
+            <w:vAlign w:val="centre"/>
             <w:shd w:fill="EAF2F8"/>
           </w:tcPr>
           <w:p>
@@ -764,7 +764,7 @@
         <w:tc>
           <w:tcPr>
             <w:tcW w:type="dxa" w:w="2550"/>
-            <w:vAlign w:val="center"/>
+            <w:vAlign w:val="centre"/>
             <w:shd w:fill="EAF2F8"/>
           </w:tcPr>
           <w:p>
@@ -784,7 +784,7 @@
         <w:tc>
           <w:tcPr>
             <w:tcW w:type="dxa" w:w="2550"/>
-            <w:vAlign w:val="center"/>
+            <w:vAlign w:val="centre"/>
             <w:shd w:fill="EAF2F8"/>
           </w:tcPr>
           <w:p>
@@ -804,7 +804,7 @@
         <w:tc>
           <w:tcPr>
             <w:tcW w:type="dxa" w:w="2550"/>
-            <w:vAlign w:val="center"/>
+            <w:vAlign w:val="centre"/>
             <w:shd w:fill="EAF2F8"/>
           </w:tcPr>
           <w:p>
@@ -826,7 +826,7 @@
         <w:tc>
           <w:tcPr>
             <w:tcW w:type="dxa" w:w="2550"/>
-            <w:vAlign w:val="center"/>
+            <w:vAlign w:val="centre"/>
           </w:tcPr>
           <w:p>
             <w:pPr>
@@ -845,7 +845,7 @@
         <w:tc>
           <w:tcPr>
             <w:tcW w:type="dxa" w:w="2550"/>
-            <w:vAlign w:val="center"/>
+            <w:vAlign w:val="centre"/>
           </w:tcPr>
           <w:p>
             <w:pPr>
@@ -864,7 +864,7 @@
         <w:tc>
           <w:tcPr>
             <w:tcW w:type="dxa" w:w="2550"/>
-            <w:vAlign w:val="center"/>
+            <w:vAlign w:val="centre"/>
           </w:tcPr>
           <w:p>
             <w:pPr>
@@ -883,7 +883,7 @@
         <w:tc>
           <w:tcPr>
             <w:tcW w:type="dxa" w:w="2550"/>
-            <w:vAlign w:val="center"/>
+            <w:vAlign w:val="centre"/>
           </w:tcPr>
           <w:p>
             <w:pPr>
@@ -904,7 +904,7 @@
         <w:tc>
           <w:tcPr>
             <w:tcW w:type="dxa" w:w="2550"/>
-            <w:vAlign w:val="center"/>
+            <w:vAlign w:val="centre"/>
             <w:shd w:fill="EAF2F8"/>
           </w:tcPr>
           <w:p>
@@ -924,7 +924,7 @@
         <w:tc>
           <w:tcPr>
             <w:tcW w:type="dxa" w:w="2550"/>
-            <w:vAlign w:val="center"/>
+            <w:vAlign w:val="centre"/>
             <w:shd w:fill="EAF2F8"/>
           </w:tcPr>
           <w:p>
@@ -944,7 +944,7 @@
         <w:tc>
           <w:tcPr>
             <w:tcW w:type="dxa" w:w="2550"/>
-            <w:vAlign w:val="center"/>
+            <w:vAlign w:val="centre"/>
             <w:shd w:fill="EAF2F8"/>
           </w:tcPr>
           <w:p>
@@ -964,7 +964,7 @@
         <w:tc>
           <w:tcPr>
             <w:tcW w:type="dxa" w:w="2550"/>
-            <w:vAlign w:val="center"/>
+            <w:vAlign w:val="centre"/>
             <w:shd w:fill="EAF2F8"/>
           </w:tcPr>
           <w:p>
@@ -1010,7 +1010,7 @@
         <w:tc>
           <w:tcPr>
             <w:tcW w:type="dxa" w:w="5100"/>
-            <w:vAlign w:val="center"/>
+            <w:vAlign w:val="centre"/>
             <w:shd w:fill="1F4E78"/>
           </w:tcPr>
           <w:p>
@@ -1031,7 +1031,7 @@
         <w:tc>
           <w:tcPr>
             <w:tcW w:type="dxa" w:w="5100"/>
-            <w:vAlign w:val="center"/>
+            <w:vAlign w:val="centre"/>
             <w:shd w:fill="1F4E78"/>
           </w:tcPr>
           <w:p>
@@ -1054,7 +1054,7 @@
         <w:tc>
           <w:tcPr>
             <w:tcW w:type="dxa" w:w="5100"/>
-            <w:vAlign w:val="center"/>
+            <w:vAlign w:val="centre"/>
           </w:tcPr>
           <w:p>
             <w:pPr>
@@ -1073,7 +1073,7 @@
         <w:tc>
           <w:tcPr>
             <w:tcW w:type="dxa" w:w="5100"/>
-            <w:vAlign w:val="center"/>
+            <w:vAlign w:val="centre"/>
           </w:tcPr>
           <w:p>
             <w:pPr>
@@ -1094,7 +1094,7 @@
         <w:tc>
           <w:tcPr>
             <w:tcW w:type="dxa" w:w="5100"/>
-            <w:vAlign w:val="center"/>
+            <w:vAlign w:val="centre"/>
             <w:shd w:fill="EAF2F8"/>
           </w:tcPr>
           <w:p>
@@ -1114,7 +1114,7 @@
         <w:tc>
           <w:tcPr>
             <w:tcW w:type="dxa" w:w="5100"/>
-            <w:vAlign w:val="center"/>
+            <w:vAlign w:val="centre"/>
             <w:shd w:fill="EAF2F8"/>
           </w:tcPr>
           <w:p>
@@ -1136,7 +1136,7 @@
         <w:tc>
           <w:tcPr>
             <w:tcW w:type="dxa" w:w="5100"/>
-            <w:vAlign w:val="center"/>
+            <w:vAlign w:val="centre"/>
           </w:tcPr>
           <w:p>
             <w:pPr>
@@ -1155,7 +1155,7 @@
         <w:tc>
           <w:tcPr>
             <w:tcW w:type="dxa" w:w="5100"/>
-            <w:vAlign w:val="center"/>
+            <w:vAlign w:val="centre"/>
           </w:tcPr>
           <w:p>
             <w:pPr>
@@ -1176,7 +1176,7 @@
         <w:tc>
           <w:tcPr>
             <w:tcW w:type="dxa" w:w="5100"/>
-            <w:vAlign w:val="center"/>
+            <w:vAlign w:val="centre"/>
             <w:shd w:fill="EAF2F8"/>
           </w:tcPr>
           <w:p>
@@ -1196,7 +1196,7 @@
         <w:tc>
           <w:tcPr>
             <w:tcW w:type="dxa" w:w="5100"/>
-            <w:vAlign w:val="center"/>
+            <w:vAlign w:val="centre"/>
             <w:shd w:fill="EAF2F8"/>
           </w:tcPr>
           <w:p>
@@ -1218,7 +1218,7 @@
         <w:tc>
           <w:tcPr>
             <w:tcW w:type="dxa" w:w="5100"/>
-            <w:vAlign w:val="center"/>
+            <w:vAlign w:val="centre"/>
           </w:tcPr>
           <w:p>
             <w:pPr>
@@ -1237,7 +1237,7 @@
         <w:tc>
           <w:tcPr>
             <w:tcW w:type="dxa" w:w="5100"/>
-            <w:vAlign w:val="center"/>
+            <w:vAlign w:val="centre"/>
           </w:tcPr>
           <w:p>
             <w:pPr>
@@ -1258,7 +1258,7 @@
         <w:tc>
           <w:tcPr>
             <w:tcW w:type="dxa" w:w="5100"/>
-            <w:vAlign w:val="center"/>
+            <w:vAlign w:val="centre"/>
             <w:shd w:fill="EAF2F8"/>
           </w:tcPr>
           <w:p>
@@ -1278,7 +1278,7 @@
         <w:tc>
           <w:tcPr>
             <w:tcW w:type="dxa" w:w="5100"/>
-            <w:vAlign w:val="center"/>
+            <w:vAlign w:val="centre"/>
             <w:shd w:fill="EAF2F8"/>
           </w:tcPr>
           <w:p>
@@ -1300,7 +1300,7 @@
         <w:tc>
           <w:tcPr>
             <w:tcW w:type="dxa" w:w="5100"/>
-            <w:vAlign w:val="center"/>
+            <w:vAlign w:val="centre"/>
           </w:tcPr>
           <w:p>
             <w:pPr>
@@ -1319,7 +1319,7 @@
         <w:tc>
           <w:tcPr>
             <w:tcW w:type="dxa" w:w="5100"/>
-            <w:vAlign w:val="center"/>
+            <w:vAlign w:val="centre"/>
           </w:tcPr>
           <w:p>
             <w:pPr>
@@ -1340,7 +1340,7 @@
         <w:tc>
           <w:tcPr>
             <w:tcW w:type="dxa" w:w="5100"/>
-            <w:vAlign w:val="center"/>
+            <w:vAlign w:val="centre"/>
             <w:shd w:fill="EAF2F8"/>
           </w:tcPr>
           <w:p>
@@ -1360,7 +1360,7 @@
         <w:tc>
           <w:tcPr>
             <w:tcW w:type="dxa" w:w="5100"/>
-            <w:vAlign w:val="center"/>
+            <w:vAlign w:val="centre"/>
             <w:shd w:fill="EAF2F8"/>
           </w:tcPr>
           <w:p>
@@ -1401,7 +1401,15 @@
   <w:p>
     <w:pPr>
       <w:pStyle w:val="Footer"/>
-    </w:pPr>
+      <w:jc w:val="centre"/>
+    </w:pPr>
+    <w:r>
+      <w:rPr>
+        <w:color w:val="5F5A5B"/>
+        <w:sz w:val="15"/>
+      </w:rPr>
+      <w:t>Muthana Zouri · Carmen Marinela Cumpăt · Grigore T. Popa University of Medicine and Pharmacy Publishing House · 2026</w:t>
+    </w:r>
   </w:p>
 </w:ftr>
 </file>
@@ -1431,7 +1439,25 @@
   <w:p>
     <w:pPr>
       <w:pStyle w:val="Header"/>
-    </w:pPr>
+      <w:jc w:val="centre"/>
+    </w:pPr>
+    <w:r/>
+    <w:r>
+      <w:rPr>
+        <w:rFonts w:ascii="Georgia" w:hAnsi="Georgia"/>
+        <w:b/>
+        <w:color w:val="7B1734"/>
+        <w:sz w:val="17"/>
+      </w:rPr>
+      <w:t>Artificial Intelligence and Healthcare Economics</w:t>
+    </w:r>
+    <w:r>
+      <w:rPr>
+        <w:color w:val="5F5A5B"/>
+        <w:sz w:val="16"/>
+      </w:rPr>
+      <w:t xml:space="preserve"> · Digital Resource Companion · V1.0</w:t>
+    </w:r>
   </w:p>
 </w:hdr>
 </file>
@@ -1833,7 +1859,7 @@
     <w:rsid w:val="00E618BF"/>
     <w:pPr>
       <w:tabs>
-        <w:tab w:val="center" w:pos="4680"/>
+        <w:tab w:val="centre" w:pos="4680"/>
         <w:tab w:val="right" w:pos="9360"/>
       </w:tabs>
       <w:spacing w:after="0" w:line="240" w:lineRule="auto"/>
@@ -1855,7 +1881,7 @@
     <w:rsid w:val="00E618BF"/>
     <w:pPr>
       <w:tabs>
-        <w:tab w:val="center" w:pos="4680"/>
+        <w:tab w:val="centre" w:pos="4680"/>
         <w:tab w:val="right" w:pos="9360"/>
       </w:tabs>
       <w:spacing w:after="0" w:line="240" w:lineRule="auto"/>
